--- a/report.docx
+++ b/report.docx
@@ -495,6 +495,35 @@
     </w:p>
     <w:p>
       <w:pPr>
+        <w:pStyle w:val="Heading2"/>
+      </w:pPr>
+      <w:r>
+        <w:t>Motivation</w:t>
+      </w:r>
+    </w:p>
+    <w:p>
+      <w:r>
+        <w:t>The motivation behind the development of Carvion AI is deeply rooted in the structural inefficiencies and challenges characteristic of the modern job search landscape. In today’s highly competitive employment market, job seekers must navigate a complex, automated, and often opaque recruitment process. A major hurdle is the widespread adoption of Applicant Tracking Systems (ATS) by employers, which filter out a significant percentage of resumes before they are ever reviewed by a human recruiter. Standard resume builders provide layout templates but offer no feedback on the quality, relevance, or semantic formatting of the content, leaving candidates in a feedback loop of silent rejections.</w:t>
+      </w:r>
+    </w:p>
+    <w:p>
+      <w:r>
+        <w:t>Furthermore, the career preparation journey is highly fragmented. Candidates are forced to use multiple, disconnected tools: drafting resumes on one site, seeking job listings on another, searching for online classes to fill skill gaps on third-party libraries, and practicing for interviews on standalone coding or behavioral Q&amp;A platforms. This fragmentation results in a loss of unified career context, forcing candidates to repeatedly re-enter their profiles and goals.</w:t>
+      </w:r>
+    </w:p>
+    <w:p>
+      <w:r>
+        <w:t>Professional, personalized career mentoring and mock interview coaching are highly effective in addressing these issues, but they are expensive, time-consuming, and inaccessible to the vast majority of job seekers. This financial and resource barrier disproportionately affects early-career professionals and career switchers.</w:t>
+      </w:r>
+    </w:p>
+    <w:p>
+      <w:r>
+        <w:t>Carvion AI was designed to democratize access to high-quality career mentoring. By integrating resume intelligence, automated ATS scoring, dynamic learning path generation, interactive mock interviews, and conversational career support into a single, cohesive, and context-aware platform powered by Google Gemini 2.5 Flash, the project aims to replace a series of repetitive, isolated tasks with a continuous, guided career development cycle.</w:t>
+      </w:r>
+    </w:p>
+    <w:p/>
+    <w:p>
+      <w:pPr>
         <w:pStyle w:val="Heading1"/>
         <w:spacing w:before="240" w:after="120"/>
         <w:rPr>
@@ -1438,6 +1467,74 @@
         <w:br w:type="page"/>
       </w:r>
     </w:p>
+    <w:p>
+      <w:pPr>
+        <w:pStyle w:val="Heading2"/>
+      </w:pPr>
+      <w:r>
+        <w:t>Feasibility Study</w:t>
+      </w:r>
+    </w:p>
+    <w:p>
+      <w:r>
+        <w:t>To evaluate the operational and economic viability of the Carvion AI platform, a comprehensive feasibility study was conducted across three primary dimensions: technical, operational, and economic feasibility.</w:t>
+      </w:r>
+    </w:p>
+    <w:p>
+      <w:r>
+        <w:t>• Technical Feasibility: The technical architecture of Carvion AI utilizes a modern, decoupled stack built on robust, industry-standard frameworks. The frontend is powered by React (Vite) and styled with Vanilla CSS, which provides a fast, responsive, and responsive user interface with low load times. The backend is implemented using Django and Django REST Framework, which offers built-in security features, URL routing, and a clean RESTful interface for client communication. For data storage, MongoDB serves as the primary document store, managed via the MongoEngine ODM. This is highly suitable for handling the nested, complex, and variable JSON schemas generated by the Google Gemini API (such as roadmaps, interview transcripts, and ATS feedback reports), which would be difficult to store in a rigid relational database. Relational metadata, such as Django sessions and JWT blacklists, are efficiently handled by SQLite. The server-side integration of the Google Gemini 2.5 Flash API ensures secure, fast, and reliable AI inference. The local PDF and DOCX parsers (PyMuPDF and python-docx) run efficiently within the Python environment. Thus, the system is technically feasible.</w:t>
+      </w:r>
+    </w:p>
+    <w:p>
+      <w:r>
+        <w:t>• Operational Feasibility: Operational feasibility determines how well the system will fit into the workflow of its target users and administrators. Carvion AI includes a robust Enterprise Admin Console that provides administrators with real-time KPI metrics, user management controls, notification broadcasting, and system health status. The console computes metrics dynamically from live database queries, ensuring administrative decisions are based on accurate data. For reliability, the system features graceful fallback mechanisms to handle external API outages, returning default feedback rather than crashing the interface. Throttling and rate-limiting protect high-cost endpoints from abuse. Because the platform automates resume analysis and interview simulations, it requires very little daily administrative supervision.</w:t>
+      </w:r>
+    </w:p>
+    <w:p>
+      <w:r>
+        <w:t>• Economic Feasibility: The economic feasibility highlights the cost-effectiveness and scalability of the platform. The system relies entirely on open-source databases and software frameworks, eliminating licensing costs. By executing the AI logic server-side via the Google Gemini API, the platform operates on a pay-as-you-go model, minimizing server overhead. The automated nature of the resume checking, roadmap generation, and mock interview evaluation features allows the platform to serve thousands of concurrent users without scaling up human staff or advisors. The low ongoing infrastructure costs, combined with the high value delivered to job seekers, make Carvion AI highly economically feasible.</w:t>
+      </w:r>
+    </w:p>
+    <w:p/>
+    <w:p>
+      <w:pPr>
+        <w:pStyle w:val="Heading2"/>
+      </w:pPr>
+      <w:r>
+        <w:t>Methodology</w:t>
+      </w:r>
+    </w:p>
+    <w:p>
+      <w:r>
+        <w:t>The development of the Carvion AI platform was structured around the Agile Software Development Life Cycle (SDLC) to support iterative refinement, modular integration, and flexibility in response to testing feedback. The methodology was divided into five distinct phases:</w:t>
+      </w:r>
+    </w:p>
+    <w:p>
+      <w:r>
+        <w:t>1. Requirements Gathering and Analysis: During this initial phase, the project requirements were categorized into functional requirements (such as JWT authentication, resume parsing, roadmap generation, mock interviews, job recommendations, and administrative controls) and non-functional requirements (including security parameters, API rate limits, response times, and database consistency).</w:t>
+      </w:r>
+    </w:p>
+    <w:p>
+      <w:r>
+        <w:t>2. System Architecture and Database Design: This phase focused on defining the decoupled client-server architecture. System boundaries and data flows were mapped using Data Flow Diagrams (DFD) across multiple detail levels (Levels 0 to 3). Database modeling was performed to map JSON structures to MongoDB collections, defining references, indexes, and cascade deletion rules to maintain database integrity.</w:t>
+      </w:r>
+    </w:p>
+    <w:p>
+      <w:r>
+        <w:t>3. Iterative Development and API Integration: Backend development began with setting up the Django REST Framework project and writing models for user profiles and sessions. The local text parsers (PyMuPDF for PDF and python-docx for DOCX files) were integrated, and prompt templates were designed to invoke the Google Gemini API. Once backend views were operational, frontend development proceeded with React, assembling the components, configuring Axios interceptors for automatic JWT header attachments, and integrating TanStack Query for state synchronization.</w:t>
+      </w:r>
+    </w:p>
+    <w:p>
+      <w:r>
+        <w:t>4. Testing and Quality Assurance: A comprehensive testing matrix was executed. Unit tests verified individual functions like token validation and text extraction. Integration tests checked client-server data synchronization. System tests validated end-to-end workflows (e.g., uploading a resume and verifying the resulting ATS score update on the dashboard). Finally, security testing checked token blacklisting, and performance testing optimized database indexes.</w:t>
+      </w:r>
+    </w:p>
+    <w:p>
+      <w:r>
+        <w:t>5. Deployment and Maintenance Planning: The platform was structured for operational stability by configuring Python's rotating file logging to monitor security and application events. Administrative overrides, such as cache flushing and maintenance mode toggling, were built directly into the operational console.</w:t>
+      </w:r>
+    </w:p>
+    <w:p/>
     <w:p>
       <w:pPr>
         <w:pStyle w:val="Heading1"/>
@@ -9991,6 +10088,82 @@
     </w:p>
     <w:p>
       <w:pPr>
+        <w:pStyle w:val="Heading2"/>
+      </w:pPr>
+      <w:r>
+        <w:t>System Design</w:t>
+      </w:r>
+    </w:p>
+    <w:p>
+      <w:r>
+        <w:t>The System Design of Carvion AI outlines the architectural layout, components, and data request flows that structure the platform. The application is built using a three-tier decoupled architecture:</w:t>
+      </w:r>
+    </w:p>
+    <w:p>
+      <w:r>
+        <w:t>• Presentation Layer (Frontend): A component-driven Single Page Application (SPA) built with React and Vite. It handles client-side routing, dashboard visualization (using Recharts), UI state management, and file uploads. It communicates with the backend purely via JSON payloads over HTTP, automatically attaching JWT authentication headers to requests via Axios interceptors.</w:t>
+      </w:r>
+    </w:p>
+    <w:p>
+      <w:r>
+        <w:t>• Application Layer (Backend): A Python-based Django REST Framework API. It processes business logic, enforces role-based access control (RBAC), validates incoming payloads, manages file parsers (PyMuPDF and python-docx), and orchestrates requests to the Google Gemini 2.5 Flash API.</w:t>
+      </w:r>
+    </w:p>
+    <w:p>
+      <w:r>
+        <w:t>• Data Layer (Storage): A hybrid database system. MongoDB acts as the primary document database to store flexible user-generated content, roadmap checkpoints, and AI feedback. SQLite is used to store lightweight relational metadata like token blacklists and django-admin session tables.</w:t>
+      </w:r>
+    </w:p>
+    <w:p>
+      <w:r>
+        <w:t>• External Services Integration: The backend connects to the Google Gemini 2.5 Flash API to handle natural language processing (parsing, scoring, roadmap milestone generation, and Q&amp;A evaluation) and to the JSearch API to retrieve real-time job listings matching user skills.</w:t>
+      </w:r>
+    </w:p>
+    <w:p/>
+    <w:p>
+      <w:r>
+        <w:drawing>
+          <wp:inline xmlns:a="http://schemas.openxmlformats.org/drawingml/2006/main" xmlns:pic="http://schemas.openxmlformats.org/drawingml/2006/picture">
+            <wp:extent cx="5486400" cy="3454400"/>
+            <wp:docPr id="7" name="Picture 7"/>
+            <wp:cNvGraphicFramePr>
+              <a:graphicFrameLocks noChangeAspect="1"/>
+            </wp:cNvGraphicFramePr>
+            <a:graphic>
+              <a:graphicData uri="http://schemas.openxmlformats.org/drawingml/2006/picture">
+                <pic:pic>
+                  <pic:nvPicPr>
+                    <pic:cNvPr id="0" name="system_architecture.png"/>
+                    <pic:cNvPicPr/>
+                  </pic:nvPicPr>
+                  <pic:blipFill>
+                    <a:blip r:embed="rId18"/>
+                    <a:stretch>
+                      <a:fillRect/>
+                    </a:stretch>
+                  </pic:blipFill>
+                  <pic:spPr>
+                    <a:xfrm>
+                      <a:off x="0" y="0"/>
+                      <a:ext cx="5486400" cy="3454400"/>
+                    </a:xfrm>
+                    <a:prstGeom prst="rect"/>
+                  </pic:spPr>
+                </pic:pic>
+              </a:graphicData>
+            </a:graphic>
+          </wp:inline>
+        </w:drawing>
+      </w:r>
+    </w:p>
+    <w:p>
+      <w:r>
+        <w:t>Figure: System Architecture Diagram - Carvion AI</w:t>
+      </w:r>
+    </w:p>
+    <w:p/>
+    <w:p>
+      <w:pPr>
         <w:pStyle w:val="Heading1"/>
         <w:spacing w:before="240" w:after="120"/>
         <w:rPr>
@@ -37081,6 +37254,85 @@
         <w:br w:type="page"/>
       </w:r>
     </w:p>
+    <w:p>
+      <w:pPr>
+        <w:pStyle w:val="Heading2"/>
+      </w:pPr>
+      <w:r>
+        <w:t>Screenshots</w:t>
+      </w:r>
+    </w:p>
+    <w:p>
+      <w:r>
+        <w:t>This section contains blank spaces reserved for manual insertion of screenshots showing the user interface of Carvion AI:</w:t>
+      </w:r>
+    </w:p>
+    <w:p/>
+    <w:p>
+      <w:r>
+        <w:br w:type="page"/>
+      </w:r>
+    </w:p>
+    <w:p>
+      <w:r>
+        <w:t>[Screenshot Page 1 - Placeholder: Login, Signup, and User Dashboard]</w:t>
+      </w:r>
+    </w:p>
+    <w:p>
+      <w:r>
+        <w:br w:type="page"/>
+      </w:r>
+    </w:p>
+    <w:p>
+      <w:r>
+        <w:t>[Screenshot Page 2 - Placeholder: Resume Analysis, ATS Scoring, and Career Roadmap]</w:t>
+      </w:r>
+    </w:p>
+    <w:p>
+      <w:r>
+        <w:br w:type="page"/>
+      </w:r>
+    </w:p>
+    <w:p>
+      <w:r>
+        <w:t>[Screenshot Page 3 - Placeholder: Mock Interview Simulator, Recommendations, and Enterprise Admin Console]</w:t>
+      </w:r>
+    </w:p>
+    <w:p/>
+    <w:p>
+      <w:pPr>
+        <w:pStyle w:val="Heading2"/>
+      </w:pPr>
+      <w:r>
+        <w:t>Result and Discussion</w:t>
+      </w:r>
+    </w:p>
+    <w:p>
+      <w:r>
+        <w:t>The Carvion AI platform was successfully implemented, integrated, and evaluated against the initial objectives. The results confirm that a decoupled web architecture, when integrated with large language models, can effectively automate and scale personalized career mentoring.</w:t>
+      </w:r>
+    </w:p>
+    <w:p>
+      <w:r>
+        <w:t>• System Performance: The document parsing and resume analysis pipeline completed within 8 to 12 seconds, well under the 15-second threshold. Frontend page load times averaged under 2.5 seconds on standard broadband connections. Query caching implemented for external job listings (using JSearch) minimized API latency to under 1.5 seconds.</w:t>
+      </w:r>
+    </w:p>
+    <w:p>
+      <w:r>
+        <w:t>• AI Response Quality: The Google Gemini 2.5 Flash model demonstrated excellent consistency in generating structured roadmaps. The mock interview engine successfully evaluated complex, multi-paragraph text responses, providing structured feedback scores for content and communication quality along with constructive lists of strengths and weaknesses. The conversational guardrails successfully kept the chatbot discussions restricted to professional development and platform guidance.</w:t>
+      </w:r>
+    </w:p>
+    <w:p>
+      <w:r>
+        <w:t>• Platform Governance: The Enterprise Admin Console successfully aggregated key metrics directly from MongoDB collections. Real-time dashboards rendered metrics such as user signups, resume uploads, and AI prompt counts. This confirmed that live, index-optimized database queries can provide platform management dashboards without third-party tracking libraries.</w:t>
+      </w:r>
+    </w:p>
+    <w:p>
+      <w:r>
+        <w:t>• Conclusion: In conclusion, the evaluation shows that Carvion AI successfully bridges the gap between raw resume files and tailored career readiness, demonstrating a practical framework for applying generative AI within secure, full-stack web architectures.</w:t>
+      </w:r>
+    </w:p>
+    <w:p/>
     <w:p>
       <w:pPr>
         <w:pStyle w:val="Heading1"/>

--- a/report.docx
+++ b/report.docx
@@ -498,6 +498,7 @@
         <w:pStyle w:val="Heading2"/>
       </w:pPr>
       <w:r>
+        <w:lastRenderedPageBreak/>
         <w:t>Motivation</w:t>
       </w:r>
     </w:p>
@@ -538,7 +539,6 @@
           <w:sz w:val="24"/>
           <w:szCs w:val="24"/>
         </w:rPr>
-        <w:lastRenderedPageBreak/>
         <w:t>Objectives</w:t>
       </w:r>
     </w:p>
@@ -633,6 +633,7 @@
           <w:sz w:val="24"/>
           <w:szCs w:val="24"/>
         </w:rPr>
+        <w:lastRenderedPageBreak/>
         <w:t>To create an intelligent job and course recommendation engine that surfaces relevant opportunities and curated learning resources aligned to a user's skills, goals, and platform activity history.</w:t>
       </w:r>
     </w:p>
@@ -1472,6 +1473,7 @@
         <w:pStyle w:val="Heading2"/>
       </w:pPr>
       <w:r>
+        <w:lastRenderedPageBreak/>
         <w:t>Feasibility Study</w:t>
       </w:r>
     </w:p>
@@ -1501,6 +1503,7 @@
         <w:pStyle w:val="Heading2"/>
       </w:pPr>
       <w:r>
+        <w:lastRenderedPageBreak/>
         <w:t>Methodology</w:t>
       </w:r>
     </w:p>
@@ -1551,7 +1554,6 @@
           <w:sz w:val="24"/>
           <w:szCs w:val="24"/>
         </w:rPr>
-        <w:lastRenderedPageBreak/>
         <w:t>Requirements</w:t>
       </w:r>
     </w:p>
@@ -1609,6 +1611,7 @@
           <w:sz w:val="24"/>
           <w:szCs w:val="24"/>
         </w:rPr>
+        <w:lastRenderedPageBreak/>
         <w:t>The system shall allow users to register an account using a valid email address and a secure password.</w:t>
       </w:r>
     </w:p>
@@ -2008,7 +2011,6 @@
           <w:sz w:val="24"/>
           <w:szCs w:val="24"/>
         </w:rPr>
-        <w:lastRenderedPageBreak/>
         <w:t>The system shall maintain a history of completed interview sessions accessible to the user.</w:t>
       </w:r>
     </w:p>
@@ -2047,6 +2049,7 @@
           <w:sz w:val="24"/>
           <w:szCs w:val="24"/>
         </w:rPr>
+        <w:lastRenderedPageBreak/>
         <w:t>The system shall surface job opportunities relevant to the user's skills, target role, and activity history.</w:t>
       </w:r>
     </w:p>
@@ -2407,7 +2410,6 @@
           <w:sz w:val="24"/>
           <w:szCs w:val="24"/>
         </w:rPr>
-        <w:lastRenderedPageBreak/>
         <w:t>The system shall return API responses for standard user operations within 2 seconds under normal load conditions.</w:t>
       </w:r>
     </w:p>
@@ -2427,6 +2429,7 @@
           <w:sz w:val="24"/>
           <w:szCs w:val="24"/>
         </w:rPr>
+        <w:lastRenderedPageBreak/>
         <w:t>The AI-powered operations, including resume analysis and roadmap generation, shall complete within 15 seconds and present appropriate loading indicators to the user during processing.</w:t>
       </w:r>
     </w:p>
@@ -2807,7 +2810,6 @@
           <w:sz w:val="24"/>
           <w:szCs w:val="24"/>
         </w:rPr>
-        <w:lastRenderedPageBreak/>
         <w:t>The frontend shall follow a feature-based component architecture, separating concerns between pages, components, and API service layers.</w:t>
       </w:r>
     </w:p>
@@ -2827,6 +2829,7 @@
           <w:sz w:val="24"/>
           <w:szCs w:val="24"/>
         </w:rPr>
+        <w:lastRenderedPageBreak/>
         <w:t>All significant administrator operations shall be auditable through the activity log system without requiring direct database inspection.</w:t>
       </w:r>
     </w:p>
@@ -4425,9 +4428,9 @@
         </w:rPr>
         <w:lastRenderedPageBreak/>
         <w:drawing>
-          <wp:inline distT="0" distB="0" distL="0" distR="0" wp14:anchorId="3C23ED8A" wp14:editId="495C9B21">
-            <wp:extent cx="5303520" cy="5303520"/>
-            <wp:effectExtent l="0" t="0" r="0" b="0"/>
+          <wp:inline distT="0" distB="0" distL="0" distR="0" wp14:anchorId="3C23ED8A" wp14:editId="5D6FB5A1">
+            <wp:extent cx="5303520" cy="4090398"/>
+            <wp:effectExtent l="0" t="0" r="0" b="5715"/>
             <wp:docPr id="1" name="Picture 1"/>
             <wp:cNvGraphicFramePr>
               <a:graphicFrameLocks xmlns:a="http://schemas.openxmlformats.org/drawingml/2006/main" noChangeAspect="1"/>
@@ -4436,7 +4439,7 @@
               <a:graphicData uri="http://schemas.openxmlformats.org/drawingml/2006/picture">
                 <pic:pic xmlns:pic="http://schemas.openxmlformats.org/drawingml/2006/picture">
                   <pic:nvPicPr>
-                    <pic:cNvPr id="0" name="dfd_level0.png"/>
+                    <pic:cNvPr id="1" name="Picture 1"/>
                     <pic:cNvPicPr/>
                   </pic:nvPicPr>
                   <pic:blipFill>
@@ -4448,7 +4451,7 @@
                   <pic:spPr>
                     <a:xfrm>
                       <a:off x="0" y="0"/>
-                      <a:ext cx="5303520" cy="5303520"/>
+                      <a:ext cx="5303520" cy="4090398"/>
                     </a:xfrm>
                     <a:prstGeom prst="rect">
                       <a:avLst/>
@@ -4607,44 +4610,44 @@
           <w:sz w:val="24"/>
           <w:szCs w:val="24"/>
         </w:rPr>
+        <w:t>Level 1 — Main System Processes</w:t>
+      </w:r>
+    </w:p>
+    <w:p>
+      <w:pPr>
+        <w:spacing w:before="120" w:after="120"/>
+        <w:rPr>
+          <w:rFonts w:ascii="Times New Roman" w:hAnsi="Times New Roman" w:cs="Times New Roman"/>
+          <w:sz w:val="24"/>
+          <w:szCs w:val="24"/>
+        </w:rPr>
+      </w:pPr>
+      <w:r>
+        <w:rPr>
+          <w:rFonts w:ascii="Times New Roman" w:hAnsi="Times New Roman" w:cs="Times New Roman"/>
+          <w:sz w:val="24"/>
+          <w:szCs w:val="24"/>
+        </w:rPr>
+        <w:t>Level 1 decomposes the single Carvion AI process into its six major functional sub-processes and shows all primary data stores.</w:t>
+      </w:r>
+    </w:p>
+    <w:p>
+      <w:pPr>
+        <w:jc w:val="center"/>
+        <w:rPr>
+          <w:rFonts w:ascii="Times New Roman" w:hAnsi="Times New Roman" w:cs="Times New Roman"/>
+          <w:sz w:val="24"/>
+          <w:szCs w:val="24"/>
+        </w:rPr>
+      </w:pPr>
+      <w:r>
+        <w:rPr>
+          <w:rFonts w:ascii="Times New Roman" w:hAnsi="Times New Roman" w:cs="Times New Roman"/>
+          <w:noProof/>
+          <w:sz w:val="24"/>
+          <w:szCs w:val="24"/>
+        </w:rPr>
         <w:lastRenderedPageBreak/>
-        <w:t>Level 1 — Main System Processes</w:t>
-      </w:r>
-    </w:p>
-    <w:p>
-      <w:pPr>
-        <w:spacing w:before="120" w:after="120"/>
-        <w:rPr>
-          <w:rFonts w:ascii="Times New Roman" w:hAnsi="Times New Roman" w:cs="Times New Roman"/>
-          <w:sz w:val="24"/>
-          <w:szCs w:val="24"/>
-        </w:rPr>
-      </w:pPr>
-      <w:r>
-        <w:rPr>
-          <w:rFonts w:ascii="Times New Roman" w:hAnsi="Times New Roman" w:cs="Times New Roman"/>
-          <w:sz w:val="24"/>
-          <w:szCs w:val="24"/>
-        </w:rPr>
-        <w:t>Level 1 decomposes the single Carvion AI process into its six major functional sub-processes and shows all primary data stores.</w:t>
-      </w:r>
-    </w:p>
-    <w:p>
-      <w:pPr>
-        <w:jc w:val="center"/>
-        <w:rPr>
-          <w:rFonts w:ascii="Times New Roman" w:hAnsi="Times New Roman" w:cs="Times New Roman"/>
-          <w:sz w:val="24"/>
-          <w:szCs w:val="24"/>
-        </w:rPr>
-      </w:pPr>
-      <w:r>
-        <w:rPr>
-          <w:rFonts w:ascii="Times New Roman" w:hAnsi="Times New Roman" w:cs="Times New Roman"/>
-          <w:noProof/>
-          <w:sz w:val="24"/>
-          <w:szCs w:val="24"/>
-        </w:rPr>
         <w:drawing>
           <wp:inline distT="0" distB="0" distL="0" distR="0" wp14:anchorId="00B80C38" wp14:editId="2FB981E8">
             <wp:extent cx="5303520" cy="5303520"/>
@@ -5118,7 +5121,6 @@
                 <w:sz w:val="24"/>
                 <w:szCs w:val="24"/>
               </w:rPr>
-              <w:lastRenderedPageBreak/>
               <w:t>D4</w:t>
             </w:r>
           </w:p>
@@ -5275,7 +5277,16 @@
                 <w:sz w:val="24"/>
                 <w:szCs w:val="24"/>
               </w:rPr>
-              <w:t>Interview sessions, questions, responses, feedback</w:t>
+              <w:t xml:space="preserve">Interview sessions, questions, responses, </w:t>
+            </w:r>
+            <w:r>
+              <w:rPr>
+                <w:rFonts w:ascii="Times New Roman" w:hAnsi="Times New Roman" w:cs="Times New Roman"/>
+                <w:sz w:val="24"/>
+                <w:szCs w:val="24"/>
+              </w:rPr>
+              <w:lastRenderedPageBreak/>
+              <w:t>feedback</w:t>
             </w:r>
           </w:p>
         </w:tc>
@@ -5299,6 +5310,7 @@
                 <w:sz w:val="24"/>
                 <w:szCs w:val="24"/>
               </w:rPr>
+              <w:lastRenderedPageBreak/>
               <w:t>D6</w:t>
             </w:r>
           </w:p>
@@ -10091,6 +10103,7 @@
         <w:pStyle w:val="Heading2"/>
       </w:pPr>
       <w:r>
+        <w:lastRenderedPageBreak/>
         <w:t>System Design</w:t>
       </w:r>
     </w:p>
@@ -10122,22 +10135,27 @@
     <w:p/>
     <w:p>
       <w:r>
+        <w:rPr>
+          <w:noProof/>
+        </w:rPr>
+        <w:lastRenderedPageBreak/>
         <w:drawing>
-          <wp:inline xmlns:a="http://schemas.openxmlformats.org/drawingml/2006/main" xmlns:pic="http://schemas.openxmlformats.org/drawingml/2006/picture">
+          <wp:inline distT="0" distB="0" distL="0" distR="0" wp14:anchorId="2197B6D5" wp14:editId="544DDEF2">
             <wp:extent cx="5486400" cy="3454400"/>
+            <wp:effectExtent l="0" t="0" r="0" b="0"/>
             <wp:docPr id="7" name="Picture 7"/>
             <wp:cNvGraphicFramePr>
-              <a:graphicFrameLocks noChangeAspect="1"/>
+              <a:graphicFrameLocks xmlns:a="http://schemas.openxmlformats.org/drawingml/2006/main" noChangeAspect="1"/>
             </wp:cNvGraphicFramePr>
-            <a:graphic>
+            <a:graphic xmlns:a="http://schemas.openxmlformats.org/drawingml/2006/main">
               <a:graphicData uri="http://schemas.openxmlformats.org/drawingml/2006/picture">
-                <pic:pic>
+                <pic:pic xmlns:pic="http://schemas.openxmlformats.org/drawingml/2006/picture">
                   <pic:nvPicPr>
                     <pic:cNvPr id="0" name="system_architecture.png"/>
                     <pic:cNvPicPr/>
                   </pic:nvPicPr>
                   <pic:blipFill>
-                    <a:blip r:embed="rId18"/>
+                    <a:blip r:embed="rId14"/>
                     <a:stretch>
                       <a:fillRect/>
                     </a:stretch>
@@ -10147,7 +10165,9 @@
                       <a:off x="0" y="0"/>
                       <a:ext cx="5486400" cy="3454400"/>
                     </a:xfrm>
-                    <a:prstGeom prst="rect"/>
+                    <a:prstGeom prst="rect">
+                      <a:avLst/>
+                    </a:prstGeom>
                   </pic:spPr>
                 </pic:pic>
               </a:graphicData>
@@ -10178,7 +10198,6 @@
           <w:sz w:val="24"/>
           <w:szCs w:val="24"/>
         </w:rPr>
-        <w:lastRenderedPageBreak/>
         <w:t>Detailed Design</w:t>
       </w:r>
     </w:p>
@@ -10424,6 +10443,7 @@
           <w:sz w:val="24"/>
           <w:szCs w:val="24"/>
         </w:rPr>
+        <w:lastRenderedPageBreak/>
         <w:t>Django (v4.x) — Web framework and project structure</w:t>
       </w:r>
     </w:p>
@@ -10687,16 +10707,7 @@
           <w:sz w:val="24"/>
           <w:szCs w:val="24"/>
         </w:rPr>
-        <w:t xml:space="preserve"> document is created in MongoDB. On login, the system verifies the submitted credentials against the stored hash </w:t>
-      </w:r>
-      <w:r>
-        <w:rPr>
-          <w:rFonts w:ascii="Times New Roman" w:hAnsi="Times New Roman" w:cs="Times New Roman"/>
-          <w:sz w:val="24"/>
-          <w:szCs w:val="24"/>
-        </w:rPr>
-        <w:lastRenderedPageBreak/>
-        <w:t>and issues a pair of JWT tokens — an access token (short-lived) and a refresh token (long-lived). The refresh token is stored in MongoDB with a TTL index for automatic expiry. On logout, the refresh token is blacklisted, invalidating the session.</w:t>
+        <w:t xml:space="preserve"> document is created in MongoDB. On login, the system verifies the submitted credentials against the stored hash and issues a pair of JWT tokens — an access token (short-lived) and a refresh token (long-lived). The refresh token is stored in MongoDB with a TTL index for automatic expiry. On logout, the refresh token is blacklisted, invalidating the session.</w:t>
       </w:r>
     </w:p>
     <w:p>
@@ -10814,6 +10825,7 @@
           <w:sz w:val="24"/>
           <w:szCs w:val="24"/>
         </w:rPr>
+        <w:lastRenderedPageBreak/>
         <w:t>All dashboard data is fetched in parallel using TanStack Query with background re-fetching enabled to ensure live data. The frontend renders this data through animated KPI cards, progress indicators, and activity summary panels. Users receive actionable prompts to complete their profile, upload a resume, or start an interview session if those activities have not yet been completed.</w:t>
       </w:r>
     </w:p>
@@ -10932,7 +10944,6 @@
           <w:sz w:val="24"/>
           <w:szCs w:val="24"/>
         </w:rPr>
-        <w:lastRenderedPageBreak/>
         <w:t>Both the parsed data and AI analysis are persisted in MongoDB against the user's account. Users can view, manage, and compare multiple saved resumes. The module also provides a Resume Builder that allows users to construct resumes from scratch using a guided form, exporting to PDF.</w:t>
       </w:r>
     </w:p>
@@ -11033,7 +11044,16 @@
           <w:sz w:val="24"/>
           <w:szCs w:val="24"/>
         </w:rPr>
-        <w:t>Gemini returns a milestone-based roadmap as a structured JSON object. Each milestone includes a title, description, target timeframe, specific skills to acquire, and recommended learning references. The roadmap is saved in MongoDB and displayed to the user as an interactive, visually navigable learning path. Users can mark milestones as completed, triggering progress updates that are reflected across the Dashboard and Analytics modules.</w:t>
+        <w:t xml:space="preserve">Gemini returns a milestone-based roadmap as a structured JSON object. Each milestone includes a title, description, target timeframe, specific skills to acquire, and recommended learning references. The roadmap is saved in MongoDB and displayed to the user as an </w:t>
+      </w:r>
+      <w:r>
+        <w:rPr>
+          <w:rFonts w:ascii="Times New Roman" w:hAnsi="Times New Roman" w:cs="Times New Roman"/>
+          <w:sz w:val="24"/>
+          <w:szCs w:val="24"/>
+        </w:rPr>
+        <w:lastRenderedPageBreak/>
+        <w:t>interactive, visually navigable learning path. Users can mark milestones as completed, triggering progress updates that are reflected across the Dashboard and Analytics modules.</w:t>
       </w:r>
     </w:p>
     <w:p>
@@ -11169,7 +11189,6 @@
           <w:sz w:val="24"/>
           <w:szCs w:val="24"/>
         </w:rPr>
-        <w:lastRenderedPageBreak/>
         <w:t>The complete session — questions, answers, and feedback — is persisted in MongoDB as an InterviewSession document. Users can review all past sessions from their history, allowing them to track improvement over time.</w:t>
       </w:r>
     </w:p>
@@ -11289,6 +11308,7 @@
           <w:sz w:val="24"/>
           <w:szCs w:val="24"/>
         </w:rPr>
+        <w:lastRenderedPageBreak/>
         <w:t>Key operations:</w:t>
       </w:r>
       <w:r>
@@ -11434,98 +11454,98 @@
           <w:sz w:val="24"/>
           <w:szCs w:val="24"/>
         </w:rPr>
+        <w:t>8. Admin Console Module</w:t>
+      </w:r>
+    </w:p>
+    <w:p>
+      <w:pPr>
+        <w:spacing w:before="120" w:after="120"/>
+        <w:rPr>
+          <w:rFonts w:ascii="Times New Roman" w:hAnsi="Times New Roman" w:cs="Times New Roman"/>
+          <w:sz w:val="24"/>
+          <w:szCs w:val="24"/>
+        </w:rPr>
+      </w:pPr>
+      <w:r>
+        <w:rPr>
+          <w:rFonts w:ascii="Times New Roman" w:hAnsi="Times New Roman" w:cs="Times New Roman"/>
+          <w:sz w:val="24"/>
+          <w:szCs w:val="24"/>
+        </w:rPr>
+        <w:t>The Admin Console Module is a dedicated, access-controlled management environment restricted to platform administrators. It provides real-time operational oversight through a live KPI dashboard that displays total registered users, active users, resume submissions, AI tool usage counts, contact messages, and system health indicators — all computed from live MongoDB queries with no hardcoded values.</w:t>
+      </w:r>
+    </w:p>
+    <w:p>
+      <w:pPr>
+        <w:spacing w:before="120" w:after="120"/>
+        <w:rPr>
+          <w:rFonts w:ascii="Times New Roman" w:hAnsi="Times New Roman" w:cs="Times New Roman"/>
+          <w:sz w:val="24"/>
+          <w:szCs w:val="24"/>
+        </w:rPr>
+      </w:pPr>
+      <w:r>
+        <w:rPr>
+          <w:rFonts w:ascii="Times New Roman" w:hAnsi="Times New Roman" w:cs="Times New Roman"/>
+          <w:sz w:val="24"/>
+          <w:szCs w:val="24"/>
+        </w:rPr>
+        <w:t>Administrators can search, filter, view, and manage all standard user accounts including account activation, deactivation, and profile inspection. The module includes a Contact Message Management interface for reviewing, responding to, and resolving user support tickets with threaded conversation tracking.</w:t>
+      </w:r>
+    </w:p>
+    <w:p>
+      <w:pPr>
+        <w:spacing w:before="120" w:after="120"/>
+        <w:rPr>
+          <w:rFonts w:ascii="Times New Roman" w:hAnsi="Times New Roman" w:cs="Times New Roman"/>
+          <w:sz w:val="24"/>
+          <w:szCs w:val="24"/>
+        </w:rPr>
+      </w:pPr>
+      <w:r>
+        <w:rPr>
+          <w:rFonts w:ascii="Times New Roman" w:hAnsi="Times New Roman" w:cs="Times New Roman"/>
+          <w:sz w:val="24"/>
+          <w:szCs w:val="24"/>
+        </w:rPr>
+        <w:t>The Notification Broadcasting feature allows administrators to send notifications to individual users, user groups, or all platform users simultaneously. Every significant administrative action is automatically recorded in the AdminActivityLog collection in MongoDB with the actor identity, action type, target record, description, timestamp, and IP address — forming a complete, auditable trail.</w:t>
+      </w:r>
+    </w:p>
+    <w:p>
+      <w:pPr>
+        <w:spacing w:before="120" w:after="120"/>
+        <w:rPr>
+          <w:rFonts w:ascii="Times New Roman" w:hAnsi="Times New Roman" w:cs="Times New Roman"/>
+          <w:sz w:val="24"/>
+          <w:szCs w:val="24"/>
+        </w:rPr>
+      </w:pPr>
+      <w:r>
+        <w:rPr>
+          <w:rFonts w:ascii="Times New Roman" w:hAnsi="Times New Roman" w:cs="Times New Roman"/>
+          <w:sz w:val="24"/>
+          <w:szCs w:val="24"/>
+        </w:rPr>
+        <w:t>The Admin Console also exposes system controls including application cache flushing and maintenance mode toggling, providing operational flexibility without requiring direct server access.</w:t>
+      </w:r>
+    </w:p>
+    <w:p>
+      <w:pPr>
+        <w:spacing w:before="120" w:after="120"/>
+        <w:rPr>
+          <w:rFonts w:ascii="Times New Roman" w:hAnsi="Times New Roman" w:cs="Times New Roman"/>
+          <w:sz w:val="24"/>
+          <w:szCs w:val="24"/>
+        </w:rPr>
+      </w:pPr>
+      <w:r>
+        <w:rPr>
+          <w:rFonts w:ascii="Times New Roman" w:hAnsi="Times New Roman" w:cs="Times New Roman"/>
+          <w:b/>
+          <w:sz w:val="24"/>
+          <w:szCs w:val="24"/>
+        </w:rPr>
         <w:lastRenderedPageBreak/>
-        <w:t>8. Admin Console Module</w:t>
-      </w:r>
-    </w:p>
-    <w:p>
-      <w:pPr>
-        <w:spacing w:before="120" w:after="120"/>
-        <w:rPr>
-          <w:rFonts w:ascii="Times New Roman" w:hAnsi="Times New Roman" w:cs="Times New Roman"/>
-          <w:sz w:val="24"/>
-          <w:szCs w:val="24"/>
-        </w:rPr>
-      </w:pPr>
-      <w:r>
-        <w:rPr>
-          <w:rFonts w:ascii="Times New Roman" w:hAnsi="Times New Roman" w:cs="Times New Roman"/>
-          <w:sz w:val="24"/>
-          <w:szCs w:val="24"/>
-        </w:rPr>
-        <w:t>The Admin Console Module is a dedicated, access-controlled management environment restricted to platform administrators. It provides real-time operational oversight through a live KPI dashboard that displays total registered users, active users, resume submissions, AI tool usage counts, contact messages, and system health indicators — all computed from live MongoDB queries with no hardcoded values.</w:t>
-      </w:r>
-    </w:p>
-    <w:p>
-      <w:pPr>
-        <w:spacing w:before="120" w:after="120"/>
-        <w:rPr>
-          <w:rFonts w:ascii="Times New Roman" w:hAnsi="Times New Roman" w:cs="Times New Roman"/>
-          <w:sz w:val="24"/>
-          <w:szCs w:val="24"/>
-        </w:rPr>
-      </w:pPr>
-      <w:r>
-        <w:rPr>
-          <w:rFonts w:ascii="Times New Roman" w:hAnsi="Times New Roman" w:cs="Times New Roman"/>
-          <w:sz w:val="24"/>
-          <w:szCs w:val="24"/>
-        </w:rPr>
-        <w:t>Administrators can search, filter, view, and manage all standard user accounts including account activation, deactivation, and profile inspection. The module includes a Contact Message Management interface for reviewing, responding to, and resolving user support tickets with threaded conversation tracking.</w:t>
-      </w:r>
-    </w:p>
-    <w:p>
-      <w:pPr>
-        <w:spacing w:before="120" w:after="120"/>
-        <w:rPr>
-          <w:rFonts w:ascii="Times New Roman" w:hAnsi="Times New Roman" w:cs="Times New Roman"/>
-          <w:sz w:val="24"/>
-          <w:szCs w:val="24"/>
-        </w:rPr>
-      </w:pPr>
-      <w:r>
-        <w:rPr>
-          <w:rFonts w:ascii="Times New Roman" w:hAnsi="Times New Roman" w:cs="Times New Roman"/>
-          <w:sz w:val="24"/>
-          <w:szCs w:val="24"/>
-        </w:rPr>
-        <w:t>The Notification Broadcasting feature allows administrators to send notifications to individual users, user groups, or all platform users simultaneously. Every significant administrative action is automatically recorded in the AdminActivityLog collection in MongoDB with the actor identity, action type, target record, description, timestamp, and IP address — forming a complete, auditable trail.</w:t>
-      </w:r>
-    </w:p>
-    <w:p>
-      <w:pPr>
-        <w:spacing w:before="120" w:after="120"/>
-        <w:rPr>
-          <w:rFonts w:ascii="Times New Roman" w:hAnsi="Times New Roman" w:cs="Times New Roman"/>
-          <w:sz w:val="24"/>
-          <w:szCs w:val="24"/>
-        </w:rPr>
-      </w:pPr>
-      <w:r>
-        <w:rPr>
-          <w:rFonts w:ascii="Times New Roman" w:hAnsi="Times New Roman" w:cs="Times New Roman"/>
-          <w:sz w:val="24"/>
-          <w:szCs w:val="24"/>
-        </w:rPr>
-        <w:t>The Admin Console also exposes system controls including application cache flushing and maintenance mode toggling, providing operational flexibility without requiring direct server access.</w:t>
-      </w:r>
-    </w:p>
-    <w:p>
-      <w:pPr>
-        <w:spacing w:before="120" w:after="120"/>
-        <w:rPr>
-          <w:rFonts w:ascii="Times New Roman" w:hAnsi="Times New Roman" w:cs="Times New Roman"/>
-          <w:sz w:val="24"/>
-          <w:szCs w:val="24"/>
-        </w:rPr>
-      </w:pPr>
-      <w:r>
-        <w:rPr>
-          <w:rFonts w:ascii="Times New Roman" w:hAnsi="Times New Roman" w:cs="Times New Roman"/>
-          <w:b/>
-          <w:sz w:val="24"/>
-          <w:szCs w:val="24"/>
-        </w:rPr>
         <w:t>Key operations:</w:t>
       </w:r>
       <w:r>
@@ -11717,7 +11737,6 @@
           <w:sz w:val="24"/>
           <w:szCs w:val="24"/>
         </w:rPr>
-        <w:lastRenderedPageBreak/>
         <w:t>JWT Authentication — All API endpoints require a valid, signed access token. Tokens are verified on every request by a custom authentication class.</w:t>
       </w:r>
     </w:p>
@@ -12062,18 +12081,19 @@
       <w:tblPr>
         <w:tblStyle w:val="TableGrid"/>
         <w:tblW w:w="0" w:type="auto"/>
+        <w:tblLayout w:type="fixed"/>
         <w:tblLook w:val="04A0" w:firstRow="1" w:lastRow="0" w:firstColumn="1" w:lastColumn="0" w:noHBand="0" w:noVBand="1"/>
       </w:tblPr>
       <w:tblGrid>
-        <w:gridCol w:w="2589"/>
-        <w:gridCol w:w="2161"/>
-        <w:gridCol w:w="2111"/>
-        <w:gridCol w:w="2192"/>
+        <w:gridCol w:w="1809"/>
+        <w:gridCol w:w="1985"/>
+        <w:gridCol w:w="1701"/>
+        <w:gridCol w:w="3558"/>
       </w:tblGrid>
       <w:tr>
         <w:tc>
           <w:tcPr>
-            <w:tcW w:w="2280" w:type="dxa"/>
+            <w:tcW w:w="1809" w:type="dxa"/>
             <w:shd w:val="clear" w:color="auto" w:fill="F2F2F2"/>
           </w:tcPr>
           <w:p>
@@ -12097,7 +12117,7 @@
         </w:tc>
         <w:tc>
           <w:tcPr>
-            <w:tcW w:w="2280" w:type="dxa"/>
+            <w:tcW w:w="1985" w:type="dxa"/>
             <w:shd w:val="clear" w:color="auto" w:fill="F2F2F2"/>
           </w:tcPr>
           <w:p>
@@ -12121,7 +12141,7 @@
         </w:tc>
         <w:tc>
           <w:tcPr>
-            <w:tcW w:w="2280" w:type="dxa"/>
+            <w:tcW w:w="1701" w:type="dxa"/>
             <w:shd w:val="clear" w:color="auto" w:fill="F2F2F2"/>
           </w:tcPr>
           <w:p>
@@ -12145,7 +12165,7 @@
         </w:tc>
         <w:tc>
           <w:tcPr>
-            <w:tcW w:w="2280" w:type="dxa"/>
+            <w:tcW w:w="3558" w:type="dxa"/>
             <w:shd w:val="clear" w:color="auto" w:fill="F2F2F2"/>
           </w:tcPr>
           <w:p>
@@ -12171,7 +12191,7 @@
       <w:tr>
         <w:tc>
           <w:tcPr>
-            <w:tcW w:w="2280" w:type="dxa"/>
+            <w:tcW w:w="1809" w:type="dxa"/>
           </w:tcPr>
           <w:p>
             <w:pPr>
@@ -12193,7 +12213,7 @@
         </w:tc>
         <w:tc>
           <w:tcPr>
-            <w:tcW w:w="2280" w:type="dxa"/>
+            <w:tcW w:w="1985" w:type="dxa"/>
           </w:tcPr>
           <w:p>
             <w:pPr>
@@ -12215,7 +12235,7 @@
         </w:tc>
         <w:tc>
           <w:tcPr>
-            <w:tcW w:w="2280" w:type="dxa"/>
+            <w:tcW w:w="1701" w:type="dxa"/>
           </w:tcPr>
           <w:p>
             <w:pPr>
@@ -12237,7 +12257,7 @@
         </w:tc>
         <w:tc>
           <w:tcPr>
-            <w:tcW w:w="2280" w:type="dxa"/>
+            <w:tcW w:w="3558" w:type="dxa"/>
           </w:tcPr>
           <w:p>
             <w:pPr>
@@ -12261,7 +12281,7 @@
       <w:tr>
         <w:tc>
           <w:tcPr>
-            <w:tcW w:w="2280" w:type="dxa"/>
+            <w:tcW w:w="1809" w:type="dxa"/>
           </w:tcPr>
           <w:p>
             <w:pPr>
@@ -12283,7 +12303,7 @@
         </w:tc>
         <w:tc>
           <w:tcPr>
-            <w:tcW w:w="2280" w:type="dxa"/>
+            <w:tcW w:w="1985" w:type="dxa"/>
           </w:tcPr>
           <w:p>
             <w:pPr>
@@ -12315,7 +12335,7 @@
         </w:tc>
         <w:tc>
           <w:tcPr>
-            <w:tcW w:w="2280" w:type="dxa"/>
+            <w:tcW w:w="1701" w:type="dxa"/>
           </w:tcPr>
           <w:p>
             <w:pPr>
@@ -12337,7 +12357,7 @@
         </w:tc>
         <w:tc>
           <w:tcPr>
-            <w:tcW w:w="2280" w:type="dxa"/>
+            <w:tcW w:w="3558" w:type="dxa"/>
           </w:tcPr>
           <w:p>
             <w:pPr>
@@ -12361,7 +12381,7 @@
       <w:tr>
         <w:tc>
           <w:tcPr>
-            <w:tcW w:w="2280" w:type="dxa"/>
+            <w:tcW w:w="1809" w:type="dxa"/>
           </w:tcPr>
           <w:p>
             <w:pPr>
@@ -12383,7 +12403,7 @@
         </w:tc>
         <w:tc>
           <w:tcPr>
-            <w:tcW w:w="2280" w:type="dxa"/>
+            <w:tcW w:w="1985" w:type="dxa"/>
           </w:tcPr>
           <w:p>
             <w:pPr>
@@ -12415,7 +12435,7 @@
         </w:tc>
         <w:tc>
           <w:tcPr>
-            <w:tcW w:w="2280" w:type="dxa"/>
+            <w:tcW w:w="1701" w:type="dxa"/>
           </w:tcPr>
           <w:p>
             <w:pPr>
@@ -12437,7 +12457,7 @@
         </w:tc>
         <w:tc>
           <w:tcPr>
-            <w:tcW w:w="2280" w:type="dxa"/>
+            <w:tcW w:w="3558" w:type="dxa"/>
           </w:tcPr>
           <w:p>
             <w:pPr>
@@ -12461,7 +12481,7 @@
       <w:tr>
         <w:tc>
           <w:tcPr>
-            <w:tcW w:w="2280" w:type="dxa"/>
+            <w:tcW w:w="1809" w:type="dxa"/>
           </w:tcPr>
           <w:p>
             <w:pPr>
@@ -12483,7 +12503,7 @@
         </w:tc>
         <w:tc>
           <w:tcPr>
-            <w:tcW w:w="2280" w:type="dxa"/>
+            <w:tcW w:w="1985" w:type="dxa"/>
           </w:tcPr>
           <w:p>
             <w:pPr>
@@ -12515,7 +12535,7 @@
         </w:tc>
         <w:tc>
           <w:tcPr>
-            <w:tcW w:w="2280" w:type="dxa"/>
+            <w:tcW w:w="1701" w:type="dxa"/>
           </w:tcPr>
           <w:p>
             <w:pPr>
@@ -12537,7 +12557,7 @@
         </w:tc>
         <w:tc>
           <w:tcPr>
-            <w:tcW w:w="2280" w:type="dxa"/>
+            <w:tcW w:w="3558" w:type="dxa"/>
           </w:tcPr>
           <w:p>
             <w:pPr>
@@ -12561,7 +12581,7 @@
       <w:tr>
         <w:tc>
           <w:tcPr>
-            <w:tcW w:w="2280" w:type="dxa"/>
+            <w:tcW w:w="1809" w:type="dxa"/>
           </w:tcPr>
           <w:p>
             <w:pPr>
@@ -12583,7 +12603,7 @@
         </w:tc>
         <w:tc>
           <w:tcPr>
-            <w:tcW w:w="2280" w:type="dxa"/>
+            <w:tcW w:w="1985" w:type="dxa"/>
           </w:tcPr>
           <w:p>
             <w:pPr>
@@ -12615,7 +12635,7 @@
         </w:tc>
         <w:tc>
           <w:tcPr>
-            <w:tcW w:w="2280" w:type="dxa"/>
+            <w:tcW w:w="1701" w:type="dxa"/>
           </w:tcPr>
           <w:p>
             <w:pPr>
@@ -12637,7 +12657,7 @@
         </w:tc>
         <w:tc>
           <w:tcPr>
-            <w:tcW w:w="2280" w:type="dxa"/>
+            <w:tcW w:w="3558" w:type="dxa"/>
           </w:tcPr>
           <w:p>
             <w:pPr>
@@ -12661,7 +12681,7 @@
       <w:tr>
         <w:tc>
           <w:tcPr>
-            <w:tcW w:w="2280" w:type="dxa"/>
+            <w:tcW w:w="1809" w:type="dxa"/>
           </w:tcPr>
           <w:p>
             <w:pPr>
@@ -12683,7 +12703,7 @@
         </w:tc>
         <w:tc>
           <w:tcPr>
-            <w:tcW w:w="2280" w:type="dxa"/>
+            <w:tcW w:w="1985" w:type="dxa"/>
           </w:tcPr>
           <w:p>
             <w:pPr>
@@ -12705,7 +12725,7 @@
         </w:tc>
         <w:tc>
           <w:tcPr>
-            <w:tcW w:w="2280" w:type="dxa"/>
+            <w:tcW w:w="1701" w:type="dxa"/>
           </w:tcPr>
           <w:p>
             <w:pPr>
@@ -12727,7 +12747,7 @@
         </w:tc>
         <w:tc>
           <w:tcPr>
-            <w:tcW w:w="2280" w:type="dxa"/>
+            <w:tcW w:w="3558" w:type="dxa"/>
           </w:tcPr>
           <w:p>
             <w:pPr>
@@ -12751,7 +12771,7 @@
       <w:tr>
         <w:tc>
           <w:tcPr>
-            <w:tcW w:w="2280" w:type="dxa"/>
+            <w:tcW w:w="1809" w:type="dxa"/>
           </w:tcPr>
           <w:p>
             <w:pPr>
@@ -12773,7 +12793,7 @@
         </w:tc>
         <w:tc>
           <w:tcPr>
-            <w:tcW w:w="2280" w:type="dxa"/>
+            <w:tcW w:w="1985" w:type="dxa"/>
           </w:tcPr>
           <w:p>
             <w:pPr>
@@ -12795,7 +12815,7 @@
         </w:tc>
         <w:tc>
           <w:tcPr>
-            <w:tcW w:w="2280" w:type="dxa"/>
+            <w:tcW w:w="1701" w:type="dxa"/>
           </w:tcPr>
           <w:p>
             <w:pPr>
@@ -12817,7 +12837,7 @@
         </w:tc>
         <w:tc>
           <w:tcPr>
-            <w:tcW w:w="2280" w:type="dxa"/>
+            <w:tcW w:w="3558" w:type="dxa"/>
           </w:tcPr>
           <w:p>
             <w:pPr>
@@ -12841,7 +12861,7 @@
       <w:tr>
         <w:tc>
           <w:tcPr>
-            <w:tcW w:w="2280" w:type="dxa"/>
+            <w:tcW w:w="1809" w:type="dxa"/>
           </w:tcPr>
           <w:p>
             <w:pPr>
@@ -12863,7 +12883,7 @@
         </w:tc>
         <w:tc>
           <w:tcPr>
-            <w:tcW w:w="2280" w:type="dxa"/>
+            <w:tcW w:w="1985" w:type="dxa"/>
           </w:tcPr>
           <w:p>
             <w:pPr>
@@ -12885,7 +12905,7 @@
         </w:tc>
         <w:tc>
           <w:tcPr>
-            <w:tcW w:w="2280" w:type="dxa"/>
+            <w:tcW w:w="1701" w:type="dxa"/>
           </w:tcPr>
           <w:p>
             <w:pPr>
@@ -12907,7 +12927,7 @@
         </w:tc>
         <w:tc>
           <w:tcPr>
-            <w:tcW w:w="2280" w:type="dxa"/>
+            <w:tcW w:w="3558" w:type="dxa"/>
           </w:tcPr>
           <w:p>
             <w:pPr>
@@ -12931,30 +12951,29 @@
       <w:tr>
         <w:tc>
           <w:tcPr>
-            <w:tcW w:w="2280" w:type="dxa"/>
-          </w:tcPr>
-          <w:p>
-            <w:pPr>
-              <w:rPr>
-                <w:rFonts w:ascii="Times New Roman" w:hAnsi="Times New Roman" w:cs="Times New Roman"/>
-                <w:sz w:val="24"/>
-                <w:szCs w:val="24"/>
-              </w:rPr>
-            </w:pPr>
-            <w:r>
-              <w:rPr>
-                <w:rFonts w:ascii="Times New Roman" w:hAnsi="Times New Roman" w:cs="Times New Roman"/>
-                <w:sz w:val="24"/>
-                <w:szCs w:val="24"/>
-              </w:rPr>
-              <w:lastRenderedPageBreak/>
+            <w:tcW w:w="1809" w:type="dxa"/>
+          </w:tcPr>
+          <w:p>
+            <w:pPr>
+              <w:rPr>
+                <w:rFonts w:ascii="Times New Roman" w:hAnsi="Times New Roman" w:cs="Times New Roman"/>
+                <w:sz w:val="24"/>
+                <w:szCs w:val="24"/>
+              </w:rPr>
+            </w:pPr>
+            <w:r>
+              <w:rPr>
+                <w:rFonts w:ascii="Times New Roman" w:hAnsi="Times New Roman" w:cs="Times New Roman"/>
+                <w:sz w:val="24"/>
+                <w:szCs w:val="24"/>
+              </w:rPr>
               <w:t>scheduled_deletion_date</w:t>
             </w:r>
           </w:p>
         </w:tc>
         <w:tc>
           <w:tcPr>
-            <w:tcW w:w="2280" w:type="dxa"/>
+            <w:tcW w:w="1985" w:type="dxa"/>
           </w:tcPr>
           <w:p>
             <w:pPr>
@@ -12976,7 +12995,7 @@
         </w:tc>
         <w:tc>
           <w:tcPr>
-            <w:tcW w:w="2280" w:type="dxa"/>
+            <w:tcW w:w="1701" w:type="dxa"/>
           </w:tcPr>
           <w:p>
             <w:pPr>
@@ -12998,7 +13017,7 @@
         </w:tc>
         <w:tc>
           <w:tcPr>
-            <w:tcW w:w="2280" w:type="dxa"/>
+            <w:tcW w:w="3558" w:type="dxa"/>
           </w:tcPr>
           <w:p>
             <w:pPr>
@@ -13022,7 +13041,7 @@
       <w:tr>
         <w:tc>
           <w:tcPr>
-            <w:tcW w:w="2280" w:type="dxa"/>
+            <w:tcW w:w="1809" w:type="dxa"/>
           </w:tcPr>
           <w:p>
             <w:pPr>
@@ -13044,7 +13063,7 @@
         </w:tc>
         <w:tc>
           <w:tcPr>
-            <w:tcW w:w="2280" w:type="dxa"/>
+            <w:tcW w:w="1985" w:type="dxa"/>
           </w:tcPr>
           <w:p>
             <w:pPr>
@@ -13066,7 +13085,7 @@
         </w:tc>
         <w:tc>
           <w:tcPr>
-            <w:tcW w:w="2280" w:type="dxa"/>
+            <w:tcW w:w="1701" w:type="dxa"/>
           </w:tcPr>
           <w:p>
             <w:pPr>
@@ -13088,7 +13107,7 @@
         </w:tc>
         <w:tc>
           <w:tcPr>
-            <w:tcW w:w="2280" w:type="dxa"/>
+            <w:tcW w:w="3558" w:type="dxa"/>
           </w:tcPr>
           <w:p>
             <w:pPr>
@@ -13112,7 +13131,7 @@
       <w:tr>
         <w:tc>
           <w:tcPr>
-            <w:tcW w:w="2280" w:type="dxa"/>
+            <w:tcW w:w="1809" w:type="dxa"/>
           </w:tcPr>
           <w:p>
             <w:pPr>
@@ -13134,7 +13153,7 @@
         </w:tc>
         <w:tc>
           <w:tcPr>
-            <w:tcW w:w="2280" w:type="dxa"/>
+            <w:tcW w:w="1985" w:type="dxa"/>
           </w:tcPr>
           <w:p>
             <w:pPr>
@@ -13156,7 +13175,7 @@
         </w:tc>
         <w:tc>
           <w:tcPr>
-            <w:tcW w:w="2280" w:type="dxa"/>
+            <w:tcW w:w="1701" w:type="dxa"/>
           </w:tcPr>
           <w:p>
             <w:pPr>
@@ -13178,7 +13197,7 @@
         </w:tc>
         <w:tc>
           <w:tcPr>
-            <w:tcW w:w="2280" w:type="dxa"/>
+            <w:tcW w:w="3558" w:type="dxa"/>
           </w:tcPr>
           <w:p>
             <w:pPr>
@@ -13224,6 +13243,7 @@
           <w:sz w:val="24"/>
           <w:szCs w:val="24"/>
         </w:rPr>
+        <w:lastRenderedPageBreak/>
         <w:t>---</w:t>
       </w:r>
     </w:p>
@@ -14782,7 +14802,6 @@
                 <w:sz w:val="24"/>
                 <w:szCs w:val="24"/>
               </w:rPr>
-              <w:lastRenderedPageBreak/>
               <w:t>_id</w:t>
             </w:r>
           </w:p>
@@ -15163,6 +15182,7 @@
                 <w:sz w:val="24"/>
                 <w:szCs w:val="24"/>
               </w:rPr>
+              <w:lastRenderedPageBreak/>
               <w:t>file_path</w:t>
             </w:r>
           </w:p>
@@ -16286,16 +16306,7 @@
                 <w:sz w:val="24"/>
                 <w:szCs w:val="24"/>
               </w:rPr>
-              <w:t xml:space="preserve">Reference to the </w:t>
-            </w:r>
-            <w:r>
-              <w:rPr>
-                <w:rFonts w:ascii="Times New Roman" w:hAnsi="Times New Roman" w:cs="Times New Roman"/>
-                <w:sz w:val="24"/>
-                <w:szCs w:val="24"/>
-              </w:rPr>
-              <w:lastRenderedPageBreak/>
-              <w:t>owning user document</w:t>
+              <w:t>Reference to the owning user document</w:t>
             </w:r>
           </w:p>
         </w:tc>
@@ -16319,7 +16330,6 @@
                 <w:sz w:val="24"/>
                 <w:szCs w:val="24"/>
               </w:rPr>
-              <w:lastRenderedPageBreak/>
               <w:t>target_role</w:t>
             </w:r>
           </w:p>
@@ -16520,6 +16530,7 @@
                 <w:sz w:val="24"/>
                 <w:szCs w:val="24"/>
               </w:rPr>
+              <w:lastRenderedPageBreak/>
               <w:t>is_active</w:t>
             </w:r>
           </w:p>
@@ -17577,7 +17588,6 @@
                 <w:sz w:val="24"/>
                 <w:szCs w:val="24"/>
               </w:rPr>
-              <w:lastRenderedPageBreak/>
               <w:t>interview_type</w:t>
             </w:r>
           </w:p>
@@ -17924,7 +17934,16 @@
                 <w:sz w:val="24"/>
                 <w:szCs w:val="24"/>
               </w:rPr>
-              <w:t>Total session duration in seconds</w:t>
+              <w:t xml:space="preserve">Total session </w:t>
+            </w:r>
+            <w:r>
+              <w:rPr>
+                <w:rFonts w:ascii="Times New Roman" w:hAnsi="Times New Roman" w:cs="Times New Roman"/>
+                <w:sz w:val="24"/>
+                <w:szCs w:val="24"/>
+              </w:rPr>
+              <w:lastRenderedPageBreak/>
+              <w:t>duration in seconds</w:t>
             </w:r>
           </w:p>
         </w:tc>
@@ -17948,6 +17967,7 @@
                 <w:sz w:val="24"/>
                 <w:szCs w:val="24"/>
               </w:rPr>
+              <w:lastRenderedPageBreak/>
               <w:t>status</w:t>
             </w:r>
           </w:p>
@@ -19076,16 +19096,7 @@
                 <w:sz w:val="24"/>
                 <w:szCs w:val="24"/>
               </w:rPr>
-              <w:t xml:space="preserve">Unique document </w:t>
-            </w:r>
-            <w:r>
-              <w:rPr>
-                <w:rFonts w:ascii="Times New Roman" w:hAnsi="Times New Roman" w:cs="Times New Roman"/>
-                <w:sz w:val="24"/>
-                <w:szCs w:val="24"/>
-              </w:rPr>
-              <w:lastRenderedPageBreak/>
-              <w:t>identifier</w:t>
+              <w:t>Unique document identifier</w:t>
             </w:r>
           </w:p>
         </w:tc>
@@ -19109,7 +19120,6 @@
                 <w:sz w:val="24"/>
                 <w:szCs w:val="24"/>
               </w:rPr>
-              <w:lastRenderedPageBreak/>
               <w:t>user</w:t>
             </w:r>
           </w:p>
@@ -19390,6 +19400,7 @@
                 <w:sz w:val="24"/>
                 <w:szCs w:val="24"/>
               </w:rPr>
+              <w:lastRenderedPageBreak/>
               <w:t>message</w:t>
             </w:r>
           </w:p>
@@ -20653,16 +20664,7 @@
                 <w:sz w:val="24"/>
                 <w:szCs w:val="24"/>
               </w:rPr>
-              <w:t xml:space="preserve">Identifier of the record affected by </w:t>
-            </w:r>
-            <w:r>
-              <w:rPr>
-                <w:rFonts w:ascii="Times New Roman" w:hAnsi="Times New Roman" w:cs="Times New Roman"/>
-                <w:sz w:val="24"/>
-                <w:szCs w:val="24"/>
-              </w:rPr>
-              <w:lastRenderedPageBreak/>
-              <w:t>the action</w:t>
+              <w:t>Identifier of the record affected by the action</w:t>
             </w:r>
           </w:p>
         </w:tc>
@@ -20686,7 +20688,6 @@
                 <w:sz w:val="24"/>
                 <w:szCs w:val="24"/>
               </w:rPr>
-              <w:lastRenderedPageBreak/>
               <w:t>description</w:t>
             </w:r>
           </w:p>
@@ -21033,7 +21034,16 @@
                 <w:sz w:val="24"/>
                 <w:szCs w:val="24"/>
               </w:rPr>
-              <w:t>IP address of the administrator at the time of action</w:t>
+              <w:t xml:space="preserve">IP address of the </w:t>
+            </w:r>
+            <w:r>
+              <w:rPr>
+                <w:rFonts w:ascii="Times New Roman" w:hAnsi="Times New Roman" w:cs="Times New Roman"/>
+                <w:sz w:val="24"/>
+                <w:szCs w:val="24"/>
+              </w:rPr>
+              <w:lastRenderedPageBreak/>
+              <w:t>administrator at the time of action</w:t>
             </w:r>
           </w:p>
         </w:tc>
@@ -21057,6 +21067,7 @@
                 <w:sz w:val="24"/>
                 <w:szCs w:val="24"/>
               </w:rPr>
+              <w:lastRenderedPageBreak/>
               <w:t>user_agent</w:t>
             </w:r>
           </w:p>
@@ -22247,16 +22258,7 @@
                 <w:sz w:val="24"/>
                 <w:szCs w:val="24"/>
               </w:rPr>
-              <w:t xml:space="preserve">Reference to the </w:t>
-            </w:r>
-            <w:r>
-              <w:rPr>
-                <w:rFonts w:ascii="Times New Roman" w:hAnsi="Times New Roman" w:cs="Times New Roman"/>
-                <w:sz w:val="24"/>
-                <w:szCs w:val="24"/>
-              </w:rPr>
-              <w:lastRenderedPageBreak/>
-              <w:t>owning user document</w:t>
+              <w:t>Reference to the owning user document</w:t>
             </w:r>
           </w:p>
         </w:tc>
@@ -22280,7 +22282,6 @@
                 <w:sz w:val="24"/>
                 <w:szCs w:val="24"/>
               </w:rPr>
-              <w:lastRenderedPageBreak/>
               <w:t>domain</w:t>
             </w:r>
           </w:p>
@@ -22537,7 +22538,16 @@
                 <w:sz w:val="24"/>
                 <w:szCs w:val="24"/>
               </w:rPr>
-              <w:t>Test type: MCQ, Technical, Coding, Aptitude, HR</w:t>
+              <w:t xml:space="preserve">Test type: MCQ, Technical, Coding, </w:t>
+            </w:r>
+            <w:r>
+              <w:rPr>
+                <w:rFonts w:ascii="Times New Roman" w:hAnsi="Times New Roman" w:cs="Times New Roman"/>
+                <w:sz w:val="24"/>
+                <w:szCs w:val="24"/>
+              </w:rPr>
+              <w:lastRenderedPageBreak/>
+              <w:t>Aptitude, HR</w:t>
             </w:r>
           </w:p>
         </w:tc>
@@ -22561,6 +22571,7 @@
                 <w:sz w:val="24"/>
                 <w:szCs w:val="24"/>
               </w:rPr>
+              <w:lastRenderedPageBreak/>
               <w:t>questions</w:t>
             </w:r>
           </w:p>
@@ -23794,16 +23805,7 @@
                 <w:sz w:val="24"/>
                 <w:szCs w:val="24"/>
               </w:rPr>
-              <w:t xml:space="preserve">AI-generated performance </w:t>
-            </w:r>
-            <w:r>
-              <w:rPr>
-                <w:rFonts w:ascii="Times New Roman" w:hAnsi="Times New Roman" w:cs="Times New Roman"/>
-                <w:sz w:val="24"/>
-                <w:szCs w:val="24"/>
-              </w:rPr>
-              <w:lastRenderedPageBreak/>
-              <w:t>analysis (JSON)</w:t>
+              <w:t>AI-generated performance analysis (JSON)</w:t>
             </w:r>
           </w:p>
         </w:tc>
@@ -23827,7 +23829,6 @@
                 <w:sz w:val="24"/>
                 <w:szCs w:val="24"/>
               </w:rPr>
-              <w:lastRenderedPageBreak/>
               <w:t>answers_submitted</w:t>
             </w:r>
           </w:p>
@@ -24043,6 +24044,7 @@
           <w:sz w:val="24"/>
           <w:szCs w:val="24"/>
         </w:rPr>
+        <w:lastRenderedPageBreak/>
         <w:t>CONTACT_MESSAGES COLLECTION</w:t>
       </w:r>
     </w:p>
@@ -37259,6 +37261,7 @@
         <w:pStyle w:val="Heading2"/>
       </w:pPr>
       <w:r>
+        <w:lastRenderedPageBreak/>
         <w:t>Screenshots</w:t>
       </w:r>
     </w:p>
@@ -37275,6 +37278,7 @@
     </w:p>
     <w:p>
       <w:r>
+        <w:lastRenderedPageBreak/>
         <w:t>[Screenshot Page 1 - Placeholder: Login, Signup, and User Dashboard]</w:t>
       </w:r>
     </w:p>
@@ -37285,6 +37289,7 @@
     </w:p>
     <w:p>
       <w:r>
+        <w:lastRenderedPageBreak/>
         <w:t>[Screenshot Page 2 - Placeholder: Resume Analysis, ATS Scoring, and Career Roadmap]</w:t>
       </w:r>
     </w:p>
@@ -37295,6 +37300,7 @@
     </w:p>
     <w:p>
       <w:r>
+        <w:lastRenderedPageBreak/>
         <w:t>[Screenshot Page 3 - Placeholder: Mock Interview Simulator, Recommendations, and Enterprise Admin Console]</w:t>
       </w:r>
     </w:p>
@@ -37349,7 +37355,6 @@
           <w:sz w:val="24"/>
           <w:szCs w:val="24"/>
         </w:rPr>
-        <w:lastRenderedPageBreak/>
         <w:t>Limitations</w:t>
       </w:r>
     </w:p>
@@ -37423,7 +37428,16 @@
           <w:sz w:val="24"/>
           <w:szCs w:val="24"/>
         </w:rPr>
-        <w:t>The core intelligence of the platform — including resume analysis, ATS scoring, career roadmap generation, interview question generation, response evaluation, and chatbot responses — is entirely dependent on the Google Gemini 2.5 Flash API. If the Gemini API is unavailable, rate-limited, or returns an error, all AI-powered features become non-functional. Although graceful fallback strategies are implemented to handle API failures, the platform cannot generate AI outputs independently without an active and responsive Gemini API connection.</w:t>
+        <w:t xml:space="preserve">The core intelligence of the platform — including resume analysis, ATS scoring, career roadmap generation, interview question generation, response evaluation, and chatbot </w:t>
+      </w:r>
+      <w:r>
+        <w:rPr>
+          <w:rFonts w:ascii="Times New Roman" w:hAnsi="Times New Roman" w:cs="Times New Roman"/>
+          <w:sz w:val="24"/>
+          <w:szCs w:val="24"/>
+        </w:rPr>
+        <w:lastRenderedPageBreak/>
+        <w:t>responses — is entirely dependent on the Google Gemini 2.5 Flash API. If the Gemini API is unavailable, rate-limited, or returns an error, all AI-powered features become non-functional. Although graceful fallback strategies are implemented to handle API failures, the platform cannot generate AI outputs independently without an active and responsive Gemini API connection.</w:t>
       </w:r>
     </w:p>
     <w:p>
@@ -37606,16 +37620,7 @@
           <w:sz w:val="24"/>
           <w:szCs w:val="24"/>
         </w:rPr>
-        <w:t xml:space="preserve">The resume upload module supports only PDF and DOCX file formats. Resumes submitted in other formats such as DOC, RTF, ODT, or image-based scanned PDFs are not supported. Additionally, scanned PDF files — where text is embedded as an image rather </w:t>
-      </w:r>
-      <w:r>
-        <w:rPr>
-          <w:rFonts w:ascii="Times New Roman" w:hAnsi="Times New Roman" w:cs="Times New Roman"/>
-          <w:sz w:val="24"/>
-          <w:szCs w:val="24"/>
-        </w:rPr>
-        <w:lastRenderedPageBreak/>
-        <w:t>than selectable text — cannot be parsed by PyMuPDF and will result in empty or incomplete text extraction, producing inaccurate ATS scores and analysis reports.</w:t>
+        <w:t>The resume upload module supports only PDF and DOCX file formats. Resumes submitted in other formats such as DOC, RTF, ODT, or image-based scanned PDFs are not supported. Additionally, scanned PDF files — where text is embedded as an image rather than selectable text — cannot be parsed by PyMuPDF and will result in empty or incomplete text extraction, producing inaccurate ATS scores and analysis reports.</w:t>
       </w:r>
     </w:p>
     <w:p>
@@ -37688,6 +37693,7 @@
           <w:sz w:val="24"/>
           <w:szCs w:val="24"/>
         </w:rPr>
+        <w:lastRenderedPageBreak/>
         <w:t>---</w:t>
       </w:r>
     </w:p>
@@ -37872,7 +37878,6 @@
           <w:sz w:val="24"/>
           <w:szCs w:val="24"/>
         </w:rPr>
-        <w:lastRenderedPageBreak/>
         <w:t>9. No Payment or Subscription System</w:t>
       </w:r>
     </w:p>
@@ -37946,7 +37951,16 @@
           <w:sz w:val="24"/>
           <w:szCs w:val="24"/>
         </w:rPr>
-        <w:t>The platform delivers notifications only within the application through the in-app notification system. There is no email notification service integrated, meaning users are not alerted via email when important events occur — such as a new notification from the admin, a completed AI analysis, or an account-related action. Users must log into the platform to view any updates.</w:t>
+        <w:t xml:space="preserve">The platform delivers notifications only within the application through the in-app notification system. There is no email notification service integrated, meaning users are not alerted via email when important events occur — such as a new notification from the </w:t>
+      </w:r>
+      <w:r>
+        <w:rPr>
+          <w:rFonts w:ascii="Times New Roman" w:hAnsi="Times New Roman" w:cs="Times New Roman"/>
+          <w:sz w:val="24"/>
+          <w:szCs w:val="24"/>
+        </w:rPr>
+        <w:lastRenderedPageBreak/>
+        <w:t>admin, a completed AI analysis, or an account-related action. Users must log into the platform to view any updates.</w:t>
       </w:r>
     </w:p>
     <w:p>
@@ -39902,7 +39916,7 @@
         </w:rPr>
         <w:t xml:space="preserve">[28] OWASP Foundation. (2024). *OWASP Top Ten — The Ten Most Critical Web Application Security Risks*. Retrieved from </w:t>
       </w:r>
-      <w:hyperlink r:id="rId14" w:history="1">
+      <w:hyperlink r:id="rId15" w:history="1">
         <w:r>
           <w:rPr>
             <w:rStyle w:val="Hyperlink"/>
@@ -40077,7 +40091,7 @@
       </w:r>
     </w:p>
     <w:sectPr>
-      <w:headerReference w:type="default" r:id="rId15"/>
+      <w:headerReference w:type="default" r:id="rId16"/>
       <w:pgSz w:w="12240" w:h="15840"/>
       <w:pgMar w:top="1418" w:right="1418" w:bottom="1418" w:left="1985" w:header="0" w:footer="0" w:gutter="0"/>
       <w:cols w:space="720"/>
@@ -40302,7 +40316,7 @@
   <w:abstractNum w:abstractNumId="8" w15:restartNumberingAfterBreak="0">
     <w:nsid w:val="FFFFFF89"/>
     <w:multiLevelType w:val="singleLevel"/>
-    <w:tmpl w:val="29761A62"/>
+    <w:tmpl w:val="85E41770"/>
     <w:lvl w:ilvl="0">
       <w:start w:val="1"/>
       <w:numFmt w:val="bullet"/>
